--- a/engine/egch_study/EGCH_Bibliography_10-09-2026.docx
+++ b/engine/egch_study/EGCH_Bibliography_10-09-2026.docx
@@ -31882,7 +31882,7 @@
                 <w:color w:val="1C3A36"/>
                 <w:sz w:val="14"/>
               </w:rPr>
-              <w:t>0.035</w:t>
+              <w:t>0.02</w:t>
             </w:r>
           </w:p>
         </w:tc>
@@ -33064,7 +33064,7 @@
                 <w:color w:val="1C3A36"/>
                 <w:sz w:val="16"/>
               </w:rPr>
-              <w:t>Computed BOTH ways and published side by side rather than averaged, because the two differ by EGP 3.53 a share</w:t>
+              <w:t>Computed BOTH ways and published side by side rather than averaged, because the two differ by EGP 3.54 a share</w:t>
             </w:r>
           </w:p>
         </w:tc>
